--- a/course/a9283010a0c76514509be3d650340973cb78ae52/exp/exp1.docx
+++ b/course/a9283010a0c76514509be3d650340973cb78ae52/exp/exp1.docx
@@ -1,6 +1,6 @@
 
 <file path=word/document.xml><?xml version="1.0" encoding="utf-8"?>
-<w:document xmlns:wpc="http://schemas.microsoft.com/office/word/2010/wordprocessingCanvas" xmlns:cx="http://schemas.microsoft.com/office/drawing/2014/chartex" xmlns:cx1="http://schemas.microsoft.com/office/drawing/2015/9/8/chartex" xmlns:cx2="http://schemas.microsoft.com/office/drawing/2015/10/21/chartex" xmlns:cx3="http://schemas.microsoft.com/office/drawing/2016/5/9/chartex" xmlns:cx4="http://schemas.microsoft.com/office/drawing/2016/5/10/chartex" xmlns:cx5="http://schemas.microsoft.com/office/drawing/2016/5/11/chartex" xmlns:cx6="http://schemas.microsoft.com/office/drawing/2016/5/12/chartex" xmlns:cx7="http://schemas.microsoft.com/office/drawing/2016/5/13/chartex" xmlns:cx8="http://schemas.microsoft.com/office/drawing/2016/5/14/chartex" xmlns:mc="http://schemas.openxmlformats.org/markup-compatibility/2006" xmlns:aink="http://schemas.microsoft.com/office/drawing/2016/ink" xmlns:am3d="http://schemas.microsoft.com/office/drawing/2017/model3d" xmlns:o="urn:schemas-microsoft-com:office:office" xmlns:oel="http://schemas.microsoft.com/office/2019/extlst" xmlns:r="http://schemas.openxmlformats.org/officeDocument/2006/relationships" xmlns:m="http://schemas.openxmlformats.org/officeDocument/2006/math" xmlns:v="urn:schemas-microsoft-com:vml" xmlns:wp14="http://schemas.microsoft.com/office/word/2010/wordprocessingDrawing" xmlns:wp="http://schemas.openxmlformats.org/drawingml/2006/wordprocessingDrawing" xmlns:w10="urn:schemas-microsoft-com:office:word" xmlns:w="http://schemas.openxmlformats.org/wordprocessingml/2006/main" xmlns:w14="http://schemas.microsoft.com/office/word/2010/wordml" xmlns:w15="http://schemas.microsoft.com/office/word/2012/wordml" xmlns:w16cex="http://schemas.microsoft.com/office/word/2018/wordml/cex" xmlns:w16cid="http://schemas.microsoft.com/office/word/2016/wordml/cid" xmlns:w16="http://schemas.microsoft.com/office/word/2018/wordml" xmlns:w16sdtdh="http://schemas.microsoft.com/office/word/2020/wordml/sdtdatahash" xmlns:w16se="http://schemas.microsoft.com/office/word/2015/wordml/symex" xmlns:wpg="http://schemas.microsoft.com/office/word/2010/wordprocessingGroup" xmlns:wpi="http://schemas.microsoft.com/office/word/2010/wordprocessingInk" xmlns:wne="http://schemas.microsoft.com/office/word/2006/wordml" xmlns:wps="http://schemas.microsoft.com/office/word/2010/wordprocessingShape" mc:Ignorable="w14 w15 w16se w16cid w16 w16cex w16sdtdh wp14">
+<w:document xmlns:wpc="http://schemas.microsoft.com/office/word/2010/wordprocessingCanvas" xmlns:cx="http://schemas.microsoft.com/office/drawing/2014/chartex" xmlns:cx1="http://schemas.microsoft.com/office/drawing/2015/9/8/chartex" xmlns:cx2="http://schemas.microsoft.com/office/drawing/2015/10/21/chartex" xmlns:cx3="http://schemas.microsoft.com/office/drawing/2016/5/9/chartex" xmlns:cx4="http://schemas.microsoft.com/office/drawing/2016/5/10/chartex" xmlns:cx5="http://schemas.microsoft.com/office/drawing/2016/5/11/chartex" xmlns:cx6="http://schemas.microsoft.com/office/drawing/2016/5/12/chartex" xmlns:cx7="http://schemas.microsoft.com/office/drawing/2016/5/13/chartex" xmlns:cx8="http://schemas.microsoft.com/office/drawing/2016/5/14/chartex" xmlns:mc="http://schemas.openxmlformats.org/markup-compatibility/2006" xmlns:aink="http://schemas.microsoft.com/office/drawing/2016/ink" xmlns:am3d="http://schemas.microsoft.com/office/drawing/2017/model3d" xmlns:o="urn:schemas-microsoft-com:office:office" xmlns:oel="http://schemas.microsoft.com/office/2019/extlst" xmlns:r="http://schemas.openxmlformats.org/officeDocument/2006/relationships" xmlns:m="http://schemas.openxmlformats.org/officeDocument/2006/math" xmlns:v="urn:schemas-microsoft-com:vml" xmlns:wp14="http://schemas.microsoft.com/office/word/2010/wordprocessingDrawing" xmlns:wp="http://schemas.openxmlformats.org/drawingml/2006/wordprocessingDrawing" xmlns:w10="urn:schemas-microsoft-com:office:word" xmlns:w="http://schemas.openxmlformats.org/wordprocessingml/2006/main" xmlns:w14="http://schemas.microsoft.com/office/word/2010/wordml" xmlns:w15="http://schemas.microsoft.com/office/word/2012/wordml" xmlns:w16cex="http://schemas.microsoft.com/office/word/2018/wordml/cex" xmlns:w16cid="http://schemas.microsoft.com/office/word/2016/wordml/cid" xmlns:w16="http://schemas.microsoft.com/office/word/2018/wordml" xmlns:w16du="http://schemas.microsoft.com/office/word/2023/wordml/word16du" xmlns:w16sdtdh="http://schemas.microsoft.com/office/word/2020/wordml/sdtdatahash" xmlns:w16sdtfl="http://schemas.microsoft.com/office/word/2024/wordml/sdtformatlock" xmlns:w16se="http://schemas.microsoft.com/office/word/2015/wordml/symex" xmlns:wpg="http://schemas.microsoft.com/office/word/2010/wordprocessingGroup" xmlns:wpi="http://schemas.microsoft.com/office/word/2010/wordprocessingInk" xmlns:wne="http://schemas.microsoft.com/office/word/2006/wordml" xmlns:wps="http://schemas.microsoft.com/office/word/2010/wordprocessingShape" mc:Ignorable="w14 w15 w16se w16cid w16 w16cex w16sdtdh w16sdtfl w16du wp14">
   <w:body>
     <w:p>
       <w:pPr>
@@ -59,7 +59,7 @@
         <w:rPr>
           <w:noProof/>
         </w:rPr>
-        <w:object w:dxaOrig="5851" w:dyaOrig="1440" w14:anchorId="7EBA0918">
+        <w:object w:dxaOrig="5851" w:dyaOrig="1440">
           <v:shapetype id="_x0000_t75" coordsize="21600,21600" o:spt="75" o:preferrelative="t" path="m@4@5l@4@11@9@11@9@5xe" filled="f" stroked="f">
             <v:stroke joinstyle="miter"/>
             <v:formulas>
@@ -79,10 +79,10 @@
             <v:path o:extrusionok="f" gradientshapeok="t" o:connecttype="rect"/>
             <o:lock v:ext="edit" aspectratio="t"/>
           </v:shapetype>
-          <v:shape id="_x0000_i1029" type="#_x0000_t75" alt="" style="width:235.25pt;height:57.75pt;mso-width-percent:0;mso-height-percent:0;mso-width-percent:0;mso-height-percent:0" o:ole="">
+          <v:shape id="_x0000_i1029" type="#_x0000_t75" alt="" style="width:235.5pt;height:57.85pt;mso-width-percent:0;mso-height-percent:0;mso-width-percent:0;mso-height-percent:0" o:ole="">
             <v:imagedata r:id="rId7" o:title=""/>
           </v:shape>
-          <o:OLEObject Type="Embed" ProgID="PBrush" ShapeID="_x0000_i1029" DrawAspect="Content" ObjectID="_1793701679" r:id="rId8"/>
+          <o:OLEObject Type="Embed" ProgID="PBrush" ShapeID="_x0000_i1029" DrawAspect="Content" ObjectID="_1835631854" r:id="rId8"/>
         </w:object>
       </w:r>
     </w:p>
@@ -233,7 +233,7 @@
           <w:sz w:val="32"/>
           <w:szCs w:val="52"/>
         </w:rPr>
-        <w:t>4</w:t>
+        <w:t>5</w:t>
       </w:r>
       <w:r>
         <w:rPr>
@@ -253,7 +253,7 @@
           <w:sz w:val="32"/>
           <w:szCs w:val="52"/>
         </w:rPr>
-        <w:t>5</w:t>
+        <w:t>6</w:t>
       </w:r>
       <w:r>
         <w:rPr>
@@ -273,7 +273,17 @@
           <w:sz w:val="32"/>
           <w:szCs w:val="52"/>
         </w:rPr>
-        <w:t xml:space="preserve">一 </w:t>
+        <w:t>二</w:t>
+      </w:r>
+      <w:r>
+        <w:rPr>
+          <w:rFonts w:ascii="楷体_GB2312" w:eastAsia="楷体_GB2312" w:hint="eastAsia"/>
+          <w:b/>
+          <w:bCs/>
+          <w:sz w:val="32"/>
+          <w:szCs w:val="52"/>
+        </w:rPr>
+        <w:t xml:space="preserve"> </w:t>
       </w:r>
       <w:r>
         <w:rPr>
@@ -387,7 +397,6 @@
               </w:tabs>
               <w:jc w:val="center"/>
               <w:rPr>
-                <w:rFonts w:ascii="宋体" w:hAnsi="宋体"/>
                 <w:sz w:val="28"/>
               </w:rPr>
             </w:pPr>
@@ -399,15 +408,22 @@
             </w:r>
             <w:r>
               <w:rPr>
+                <w:rFonts w:hint="eastAsia"/>
                 <w:sz w:val="28"/>
               </w:rPr>
-              <w:t>程序设计（混合式）（</w:t>
+              <w:t>编程与人工智能应用</w:t>
             </w:r>
             <w:r>
               <w:rPr>
                 <w:sz w:val="28"/>
               </w:rPr>
-              <w:t>JS170101S</w:t>
+              <w:t>（</w:t>
+            </w:r>
+            <w:r>
+              <w:rPr>
+                <w:sz w:val="28"/>
+              </w:rPr>
+              <w:t>JS103301S</w:t>
             </w:r>
             <w:r>
               <w:rPr>
@@ -522,23 +538,23 @@
                 <w:tab w:val="left" w:pos="6870"/>
               </w:tabs>
               <w:rPr>
+                <w:rFonts w:ascii="宋体" w:hAnsi="宋体" w:hint="eastAsia"/>
+                <w:sz w:val="28"/>
+              </w:rPr>
+            </w:pPr>
+            <w:r>
+              <w:rPr>
                 <w:rFonts w:ascii="宋体" w:hAnsi="宋体"/>
                 <w:sz w:val="28"/>
               </w:rPr>
-            </w:pPr>
-            <w:r>
-              <w:rPr>
-                <w:rFonts w:ascii="宋体" w:hAnsi="宋体"/>
+              <w:t xml:space="preserve">      202</w:t>
+            </w:r>
+            <w:r>
+              <w:rPr>
+                <w:rFonts w:ascii="宋体" w:hAnsi="宋体" w:hint="eastAsia"/>
                 <w:sz w:val="28"/>
               </w:rPr>
-              <w:t xml:space="preserve">      202</w:t>
-            </w:r>
-            <w:r>
-              <w:rPr>
-                <w:rFonts w:ascii="宋体" w:hAnsi="宋体"/>
-                <w:sz w:val="28"/>
-              </w:rPr>
-              <w:t>4</w:t>
+              <w:t>6</w:t>
             </w:r>
           </w:p>
         </w:tc>
@@ -582,30 +598,23 @@
                 <w:tab w:val="left" w:pos="6870"/>
               </w:tabs>
               <w:rPr>
-                <w:rFonts w:ascii="宋体" w:hAnsi="宋体"/>
-                <w:sz w:val="28"/>
-              </w:rPr>
-            </w:pPr>
-            <w:r>
-              <w:rPr>
                 <w:rFonts w:ascii="宋体" w:hAnsi="宋体" w:hint="eastAsia"/>
                 <w:sz w:val="28"/>
               </w:rPr>
-              <w:t xml:space="preserve">  </w:t>
-            </w:r>
-            <w:r>
-              <w:rPr>
-                <w:rFonts w:ascii="宋体" w:hAnsi="宋体"/>
-                <w:sz w:val="28"/>
-              </w:rPr>
-              <w:t>11</w:t>
-            </w:r>
+            </w:pPr>
             <w:r>
               <w:rPr>
                 <w:rFonts w:ascii="宋体" w:hAnsi="宋体" w:hint="eastAsia"/>
                 <w:sz w:val="28"/>
               </w:rPr>
-              <w:t xml:space="preserve"> </w:t>
+              <w:t xml:space="preserve">  </w:t>
+            </w:r>
+            <w:r>
+              <w:rPr>
+                <w:rFonts w:ascii="宋体" w:hAnsi="宋体" w:hint="eastAsia"/>
+                <w:sz w:val="28"/>
+              </w:rPr>
+              <w:t>03</w:t>
             </w:r>
           </w:p>
         </w:tc>
@@ -662,17 +671,10 @@
             </w:r>
             <w:r>
               <w:rPr>
-                <w:rFonts w:ascii="宋体" w:hAnsi="宋体"/>
+                <w:rFonts w:ascii="宋体" w:hAnsi="宋体" w:hint="eastAsia"/>
                 <w:sz w:val="28"/>
               </w:rPr>
-              <w:t>2</w:t>
-            </w:r>
-            <w:r>
-              <w:rPr>
-                <w:rFonts w:ascii="宋体" w:hAnsi="宋体"/>
-                <w:sz w:val="28"/>
-              </w:rPr>
-              <w:t>2</w:t>
+              <w:t>23</w:t>
             </w:r>
             <w:r>
               <w:rPr>
@@ -1923,20 +1925,6 @@
             </w:r>
             <w:r>
               <w:rPr>
-                <w:color w:val="000000"/>
-                <w:szCs w:val="21"/>
-              </w:rPr>
-              <w:t xml:space="preserve">Windows </w:t>
-            </w:r>
-            <w:r>
-              <w:rPr>
-                <w:color w:val="000000"/>
-                <w:szCs w:val="21"/>
-              </w:rPr>
-              <w:t>操作系统、</w:t>
-            </w:r>
-            <w:r>
-              <w:rPr>
                 <w:rFonts w:hint="eastAsia"/>
                 <w:color w:val="000000"/>
                 <w:szCs w:val="21"/>
@@ -1956,14 +1944,7 @@
                 <w:color w:val="000000"/>
                 <w:szCs w:val="21"/>
               </w:rPr>
-              <w:t>或</w:t>
-            </w:r>
-            <w:r>
-              <w:rPr>
-                <w:color w:val="000000"/>
-                <w:szCs w:val="21"/>
-              </w:rPr>
-              <w:t>3.8</w:t>
+              <w:t>及以上</w:t>
             </w:r>
           </w:p>
         </w:tc>
@@ -3740,11 +3721,11 @@
                 <w:szCs w:val="21"/>
                 <w:lang w:val="pt-BR"/>
               </w:rPr>
-              <w:object w:dxaOrig="980" w:dyaOrig="360" w14:anchorId="7866227E">
-                <v:shape id="_x0000_i1028" type="#_x0000_t75" alt="" style="width:49.2pt;height:17.8pt;mso-width-percent:0;mso-height-percent:0;mso-width-percent:0;mso-height-percent:0" o:ole="">
+              <w:object w:dxaOrig="980" w:dyaOrig="360">
+                <v:shape id="_x0000_i1028" type="#_x0000_t75" alt="" style="width:49.1pt;height:17.5pt;mso-width-percent:0;mso-height-percent:0;mso-width-percent:0;mso-height-percent:0" o:ole="">
                   <v:imagedata r:id="rId9" o:title=""/>
                 </v:shape>
-                <o:OLEObject Type="Embed" ProgID="Equation.DSMT4" ShapeID="_x0000_i1028" DrawAspect="Content" ObjectID="_1793701680" r:id="rId10"/>
+                <o:OLEObject Type="Embed" ProgID="Equation.DSMT4" ShapeID="_x0000_i1028" DrawAspect="Content" ObjectID="_1835631855" r:id="rId10"/>
               </w:object>
             </w:r>
           </w:p>
@@ -3765,11 +3746,11 @@
                 <w:szCs w:val="21"/>
                 <w:lang w:val="pt-BR"/>
               </w:rPr>
-              <w:object w:dxaOrig="1400" w:dyaOrig="1440" w14:anchorId="7DF09D91">
-                <v:shape id="_x0000_i1027" type="#_x0000_t75" alt="" style="width:70.55pt;height:1in;mso-width-percent:0;mso-height-percent:0;mso-width-percent:0;mso-height-percent:0" o:ole="">
+              <w:object w:dxaOrig="1400" w:dyaOrig="1440">
+                <v:shape id="_x0000_i1027" type="#_x0000_t75" alt="" style="width:70.65pt;height:1in;mso-width-percent:0;mso-height-percent:0;mso-width-percent:0;mso-height-percent:0" o:ole="">
                   <v:imagedata r:id="rId11" o:title=""/>
                 </v:shape>
-                <o:OLEObject Type="Embed" ProgID="Equation.DSMT4" ShapeID="_x0000_i1027" DrawAspect="Content" ObjectID="_1793701681" r:id="rId12"/>
+                <o:OLEObject Type="Embed" ProgID="Equation.DSMT4" ShapeID="_x0000_i1027" DrawAspect="Content" ObjectID="_1835631856" r:id="rId12"/>
               </w:object>
             </w:r>
             <w:r>
@@ -3796,11 +3777,11 @@
                 <w:szCs w:val="21"/>
                 <w:lang w:val="pt-BR"/>
               </w:rPr>
-              <w:object w:dxaOrig="1800" w:dyaOrig="1440" w14:anchorId="4773097E">
-                <v:shape id="_x0000_i1026" type="#_x0000_t75" alt="" style="width:89.8pt;height:1in;mso-width-percent:0;mso-height-percent:0;mso-width-percent:0;mso-height-percent:0" o:ole="">
+              <w:object w:dxaOrig="1800" w:dyaOrig="1440">
+                <v:shape id="_x0000_i1026" type="#_x0000_t75" alt="" style="width:89.5pt;height:1in;mso-width-percent:0;mso-height-percent:0;mso-width-percent:0;mso-height-percent:0" o:ole="">
                   <v:imagedata r:id="rId13" o:title=""/>
                 </v:shape>
-                <o:OLEObject Type="Embed" ProgID="Equation.DSMT4" ShapeID="_x0000_i1026" DrawAspect="Content" ObjectID="_1793701682" r:id="rId14"/>
+                <o:OLEObject Type="Embed" ProgID="Equation.DSMT4" ShapeID="_x0000_i1026" DrawAspect="Content" ObjectID="_1835631857" r:id="rId14"/>
               </w:object>
             </w:r>
             <w:r>
@@ -3819,11 +3800,11 @@
                 <w:szCs w:val="21"/>
                 <w:lang w:val="pt-BR"/>
               </w:rPr>
-              <w:object w:dxaOrig="780" w:dyaOrig="1440" w14:anchorId="68EE7E02">
-                <v:shape id="_x0000_i1025" type="#_x0000_t75" alt="" style="width:39.2pt;height:1in;mso-width-percent:0;mso-height-percent:0;mso-width-percent:0;mso-height-percent:0" o:ole="">
+              <w:object w:dxaOrig="780" w:dyaOrig="1440">
+                <v:shape id="_x0000_i1025" type="#_x0000_t75" alt="" style="width:39.05pt;height:1in;mso-width-percent:0;mso-height-percent:0;mso-width-percent:0;mso-height-percent:0" o:ole="">
                   <v:imagedata r:id="rId15" o:title=""/>
                 </v:shape>
-                <o:OLEObject Type="Embed" ProgID="Equation.DSMT4" ShapeID="_x0000_i1025" DrawAspect="Content" ObjectID="_1793701683" r:id="rId16"/>
+                <o:OLEObject Type="Embed" ProgID="Equation.DSMT4" ShapeID="_x0000_i1025" DrawAspect="Content" ObjectID="_1835631858" r:id="rId16"/>
               </w:object>
             </w:r>
           </w:p>
@@ -6980,7 +6961,7 @@
 </file>
 
 <file path=word/endnotes.xml><?xml version="1.0" encoding="utf-8"?>
-<w:endnotes xmlns:wpc="http://schemas.microsoft.com/office/word/2010/wordprocessingCanvas" xmlns:cx="http://schemas.microsoft.com/office/drawing/2014/chartex" xmlns:cx1="http://schemas.microsoft.com/office/drawing/2015/9/8/chartex" xmlns:cx2="http://schemas.microsoft.com/office/drawing/2015/10/21/chartex" xmlns:cx3="http://schemas.microsoft.com/office/drawing/2016/5/9/chartex" xmlns:cx4="http://schemas.microsoft.com/office/drawing/2016/5/10/chartex" xmlns:cx5="http://schemas.microsoft.com/office/drawing/2016/5/11/chartex" xmlns:cx6="http://schemas.microsoft.com/office/drawing/2016/5/12/chartex" xmlns:cx7="http://schemas.microsoft.com/office/drawing/2016/5/13/chartex" xmlns:cx8="http://schemas.microsoft.com/office/drawing/2016/5/14/chartex" xmlns:mc="http://schemas.openxmlformats.org/markup-compatibility/2006" xmlns:aink="http://schemas.microsoft.com/office/drawing/2016/ink" xmlns:am3d="http://schemas.microsoft.com/office/drawing/2017/model3d" xmlns:o="urn:schemas-microsoft-com:office:office" xmlns:oel="http://schemas.microsoft.com/office/2019/extlst" xmlns:r="http://schemas.openxmlformats.org/officeDocument/2006/relationships" xmlns:m="http://schemas.openxmlformats.org/officeDocument/2006/math" xmlns:v="urn:schemas-microsoft-com:vml" xmlns:wp14="http://schemas.microsoft.com/office/word/2010/wordprocessingDrawing" xmlns:wp="http://schemas.openxmlformats.org/drawingml/2006/wordprocessingDrawing" xmlns:w10="urn:schemas-microsoft-com:office:word" xmlns:w="http://schemas.openxmlformats.org/wordprocessingml/2006/main" xmlns:w14="http://schemas.microsoft.com/office/word/2010/wordml" xmlns:w15="http://schemas.microsoft.com/office/word/2012/wordml" xmlns:w16cex="http://schemas.microsoft.com/office/word/2018/wordml/cex" xmlns:w16cid="http://schemas.microsoft.com/office/word/2016/wordml/cid" xmlns:w16="http://schemas.microsoft.com/office/word/2018/wordml" xmlns:w16sdtdh="http://schemas.microsoft.com/office/word/2020/wordml/sdtdatahash" xmlns:w16se="http://schemas.microsoft.com/office/word/2015/wordml/symex" xmlns:wpg="http://schemas.microsoft.com/office/word/2010/wordprocessingGroup" xmlns:wpi="http://schemas.microsoft.com/office/word/2010/wordprocessingInk" xmlns:wne="http://schemas.microsoft.com/office/word/2006/wordml" xmlns:wps="http://schemas.microsoft.com/office/word/2010/wordprocessingShape" mc:Ignorable="w14 w15 w16se w16cid w16 w16cex w16sdtdh wp14">
+<w:endnotes xmlns:wpc="http://schemas.microsoft.com/office/word/2010/wordprocessingCanvas" xmlns:cx="http://schemas.microsoft.com/office/drawing/2014/chartex" xmlns:cx1="http://schemas.microsoft.com/office/drawing/2015/9/8/chartex" xmlns:cx2="http://schemas.microsoft.com/office/drawing/2015/10/21/chartex" xmlns:cx3="http://schemas.microsoft.com/office/drawing/2016/5/9/chartex" xmlns:cx4="http://schemas.microsoft.com/office/drawing/2016/5/10/chartex" xmlns:cx5="http://schemas.microsoft.com/office/drawing/2016/5/11/chartex" xmlns:cx6="http://schemas.microsoft.com/office/drawing/2016/5/12/chartex" xmlns:cx7="http://schemas.microsoft.com/office/drawing/2016/5/13/chartex" xmlns:cx8="http://schemas.microsoft.com/office/drawing/2016/5/14/chartex" xmlns:mc="http://schemas.openxmlformats.org/markup-compatibility/2006" xmlns:aink="http://schemas.microsoft.com/office/drawing/2016/ink" xmlns:am3d="http://schemas.microsoft.com/office/drawing/2017/model3d" xmlns:o="urn:schemas-microsoft-com:office:office" xmlns:oel="http://schemas.microsoft.com/office/2019/extlst" xmlns:r="http://schemas.openxmlformats.org/officeDocument/2006/relationships" xmlns:m="http://schemas.openxmlformats.org/officeDocument/2006/math" xmlns:v="urn:schemas-microsoft-com:vml" xmlns:wp14="http://schemas.microsoft.com/office/word/2010/wordprocessingDrawing" xmlns:wp="http://schemas.openxmlformats.org/drawingml/2006/wordprocessingDrawing" xmlns:w10="urn:schemas-microsoft-com:office:word" xmlns:w="http://schemas.openxmlformats.org/wordprocessingml/2006/main" xmlns:w14="http://schemas.microsoft.com/office/word/2010/wordml" xmlns:w15="http://schemas.microsoft.com/office/word/2012/wordml" xmlns:w16cex="http://schemas.microsoft.com/office/word/2018/wordml/cex" xmlns:w16cid="http://schemas.microsoft.com/office/word/2016/wordml/cid" xmlns:w16="http://schemas.microsoft.com/office/word/2018/wordml" xmlns:w16du="http://schemas.microsoft.com/office/word/2023/wordml/word16du" xmlns:w16sdtdh="http://schemas.microsoft.com/office/word/2020/wordml/sdtdatahash" xmlns:w16sdtfl="http://schemas.microsoft.com/office/word/2024/wordml/sdtformatlock" xmlns:w16se="http://schemas.microsoft.com/office/word/2015/wordml/symex" xmlns:wpg="http://schemas.microsoft.com/office/word/2010/wordprocessingGroup" xmlns:wpi="http://schemas.microsoft.com/office/word/2010/wordprocessingInk" xmlns:wne="http://schemas.microsoft.com/office/word/2006/wordml" xmlns:wps="http://schemas.microsoft.com/office/word/2010/wordprocessingShape" mc:Ignorable="w14 w15 w16se w16cid w16 w16cex w16sdtdh w16sdtfl w16du wp14">
   <w:endnote w:type="separator" w:id="-1">
     <w:p>
       <w:r>
@@ -6999,7 +6980,7 @@
 </file>
 
 <file path=word/footer1.xml><?xml version="1.0" encoding="utf-8"?>
-<w:ftr xmlns:wpc="http://schemas.microsoft.com/office/word/2010/wordprocessingCanvas" xmlns:cx="http://schemas.microsoft.com/office/drawing/2014/chartex" xmlns:cx1="http://schemas.microsoft.com/office/drawing/2015/9/8/chartex" xmlns:cx2="http://schemas.microsoft.com/office/drawing/2015/10/21/chartex" xmlns:cx3="http://schemas.microsoft.com/office/drawing/2016/5/9/chartex" xmlns:cx4="http://schemas.microsoft.com/office/drawing/2016/5/10/chartex" xmlns:cx5="http://schemas.microsoft.com/office/drawing/2016/5/11/chartex" xmlns:cx6="http://schemas.microsoft.com/office/drawing/2016/5/12/chartex" xmlns:cx7="http://schemas.microsoft.com/office/drawing/2016/5/13/chartex" xmlns:cx8="http://schemas.microsoft.com/office/drawing/2016/5/14/chartex" xmlns:mc="http://schemas.openxmlformats.org/markup-compatibility/2006" xmlns:aink="http://schemas.microsoft.com/office/drawing/2016/ink" xmlns:am3d="http://schemas.microsoft.com/office/drawing/2017/model3d" xmlns:o="urn:schemas-microsoft-com:office:office" xmlns:oel="http://schemas.microsoft.com/office/2019/extlst" xmlns:r="http://schemas.openxmlformats.org/officeDocument/2006/relationships" xmlns:m="http://schemas.openxmlformats.org/officeDocument/2006/math" xmlns:v="urn:schemas-microsoft-com:vml" xmlns:wp14="http://schemas.microsoft.com/office/word/2010/wordprocessingDrawing" xmlns:wp="http://schemas.openxmlformats.org/drawingml/2006/wordprocessingDrawing" xmlns:w10="urn:schemas-microsoft-com:office:word" xmlns:w="http://schemas.openxmlformats.org/wordprocessingml/2006/main" xmlns:w14="http://schemas.microsoft.com/office/word/2010/wordml" xmlns:w15="http://schemas.microsoft.com/office/word/2012/wordml" xmlns:w16cex="http://schemas.microsoft.com/office/word/2018/wordml/cex" xmlns:w16cid="http://schemas.microsoft.com/office/word/2016/wordml/cid" xmlns:w16="http://schemas.microsoft.com/office/word/2018/wordml" xmlns:w16sdtdh="http://schemas.microsoft.com/office/word/2020/wordml/sdtdatahash" xmlns:w16se="http://schemas.microsoft.com/office/word/2015/wordml/symex" xmlns:wpg="http://schemas.microsoft.com/office/word/2010/wordprocessingGroup" xmlns:wpi="http://schemas.microsoft.com/office/word/2010/wordprocessingInk" xmlns:wne="http://schemas.microsoft.com/office/word/2006/wordml" xmlns:wps="http://schemas.microsoft.com/office/word/2010/wordprocessingShape" mc:Ignorable="w14 w15 w16se w16cid w16 w16cex w16sdtdh wp14">
+<w:ftr xmlns:wpc="http://schemas.microsoft.com/office/word/2010/wordprocessingCanvas" xmlns:cx="http://schemas.microsoft.com/office/drawing/2014/chartex" xmlns:cx1="http://schemas.microsoft.com/office/drawing/2015/9/8/chartex" xmlns:cx2="http://schemas.microsoft.com/office/drawing/2015/10/21/chartex" xmlns:cx3="http://schemas.microsoft.com/office/drawing/2016/5/9/chartex" xmlns:cx4="http://schemas.microsoft.com/office/drawing/2016/5/10/chartex" xmlns:cx5="http://schemas.microsoft.com/office/drawing/2016/5/11/chartex" xmlns:cx6="http://schemas.microsoft.com/office/drawing/2016/5/12/chartex" xmlns:cx7="http://schemas.microsoft.com/office/drawing/2016/5/13/chartex" xmlns:cx8="http://schemas.microsoft.com/office/drawing/2016/5/14/chartex" xmlns:mc="http://schemas.openxmlformats.org/markup-compatibility/2006" xmlns:aink="http://schemas.microsoft.com/office/drawing/2016/ink" xmlns:am3d="http://schemas.microsoft.com/office/drawing/2017/model3d" xmlns:o="urn:schemas-microsoft-com:office:office" xmlns:oel="http://schemas.microsoft.com/office/2019/extlst" xmlns:r="http://schemas.openxmlformats.org/officeDocument/2006/relationships" xmlns:m="http://schemas.openxmlformats.org/officeDocument/2006/math" xmlns:v="urn:schemas-microsoft-com:vml" xmlns:wp14="http://schemas.microsoft.com/office/word/2010/wordprocessingDrawing" xmlns:wp="http://schemas.openxmlformats.org/drawingml/2006/wordprocessingDrawing" xmlns:w10="urn:schemas-microsoft-com:office:word" xmlns:w="http://schemas.openxmlformats.org/wordprocessingml/2006/main" xmlns:w14="http://schemas.microsoft.com/office/word/2010/wordml" xmlns:w15="http://schemas.microsoft.com/office/word/2012/wordml" xmlns:w16cex="http://schemas.microsoft.com/office/word/2018/wordml/cex" xmlns:w16cid="http://schemas.microsoft.com/office/word/2016/wordml/cid" xmlns:w16="http://schemas.microsoft.com/office/word/2018/wordml" xmlns:w16du="http://schemas.microsoft.com/office/word/2023/wordml/word16du" xmlns:w16sdtdh="http://schemas.microsoft.com/office/word/2020/wordml/sdtdatahash" xmlns:w16sdtfl="http://schemas.microsoft.com/office/word/2024/wordml/sdtformatlock" xmlns:w16se="http://schemas.microsoft.com/office/word/2015/wordml/symex" xmlns:wpg="http://schemas.microsoft.com/office/word/2010/wordprocessingGroup" xmlns:wpi="http://schemas.microsoft.com/office/word/2010/wordprocessingInk" xmlns:wne="http://schemas.microsoft.com/office/word/2006/wordml" xmlns:wps="http://schemas.microsoft.com/office/word/2010/wordprocessingShape" mc:Ignorable="w14 w15 w16se w16cid w16 w16cex w16sdtdh w16sdtfl w16du wp14">
   <w:p>
     <w:pPr>
       <w:pStyle w:val="ae"/>
@@ -7041,7 +7022,7 @@
 </file>
 
 <file path=word/footnotes.xml><?xml version="1.0" encoding="utf-8"?>
-<w:footnotes xmlns:wpc="http://schemas.microsoft.com/office/word/2010/wordprocessingCanvas" xmlns:cx="http://schemas.microsoft.com/office/drawing/2014/chartex" xmlns:cx1="http://schemas.microsoft.com/office/drawing/2015/9/8/chartex" xmlns:cx2="http://schemas.microsoft.com/office/drawing/2015/10/21/chartex" xmlns:cx3="http://schemas.microsoft.com/office/drawing/2016/5/9/chartex" xmlns:cx4="http://schemas.microsoft.com/office/drawing/2016/5/10/chartex" xmlns:cx5="http://schemas.microsoft.com/office/drawing/2016/5/11/chartex" xmlns:cx6="http://schemas.microsoft.com/office/drawing/2016/5/12/chartex" xmlns:cx7="http://schemas.microsoft.com/office/drawing/2016/5/13/chartex" xmlns:cx8="http://schemas.microsoft.com/office/drawing/2016/5/14/chartex" xmlns:mc="http://schemas.openxmlformats.org/markup-compatibility/2006" xmlns:aink="http://schemas.microsoft.com/office/drawing/2016/ink" xmlns:am3d="http://schemas.microsoft.com/office/drawing/2017/model3d" xmlns:o="urn:schemas-microsoft-com:office:office" xmlns:oel="http://schemas.microsoft.com/office/2019/extlst" xmlns:r="http://schemas.openxmlformats.org/officeDocument/2006/relationships" xmlns:m="http://schemas.openxmlformats.org/officeDocument/2006/math" xmlns:v="urn:schemas-microsoft-com:vml" xmlns:wp14="http://schemas.microsoft.com/office/word/2010/wordprocessingDrawing" xmlns:wp="http://schemas.openxmlformats.org/drawingml/2006/wordprocessingDrawing" xmlns:w10="urn:schemas-microsoft-com:office:word" xmlns:w="http://schemas.openxmlformats.org/wordprocessingml/2006/main" xmlns:w14="http://schemas.microsoft.com/office/word/2010/wordml" xmlns:w15="http://schemas.microsoft.com/office/word/2012/wordml" xmlns:w16cex="http://schemas.microsoft.com/office/word/2018/wordml/cex" xmlns:w16cid="http://schemas.microsoft.com/office/word/2016/wordml/cid" xmlns:w16="http://schemas.microsoft.com/office/word/2018/wordml" xmlns:w16sdtdh="http://schemas.microsoft.com/office/word/2020/wordml/sdtdatahash" xmlns:w16se="http://schemas.microsoft.com/office/word/2015/wordml/symex" xmlns:wpg="http://schemas.microsoft.com/office/word/2010/wordprocessingGroup" xmlns:wpi="http://schemas.microsoft.com/office/word/2010/wordprocessingInk" xmlns:wne="http://schemas.microsoft.com/office/word/2006/wordml" xmlns:wps="http://schemas.microsoft.com/office/word/2010/wordprocessingShape" mc:Ignorable="w14 w15 w16se w16cid w16 w16cex w16sdtdh wp14">
+<w:footnotes xmlns:wpc="http://schemas.microsoft.com/office/word/2010/wordprocessingCanvas" xmlns:cx="http://schemas.microsoft.com/office/drawing/2014/chartex" xmlns:cx1="http://schemas.microsoft.com/office/drawing/2015/9/8/chartex" xmlns:cx2="http://schemas.microsoft.com/office/drawing/2015/10/21/chartex" xmlns:cx3="http://schemas.microsoft.com/office/drawing/2016/5/9/chartex" xmlns:cx4="http://schemas.microsoft.com/office/drawing/2016/5/10/chartex" xmlns:cx5="http://schemas.microsoft.com/office/drawing/2016/5/11/chartex" xmlns:cx6="http://schemas.microsoft.com/office/drawing/2016/5/12/chartex" xmlns:cx7="http://schemas.microsoft.com/office/drawing/2016/5/13/chartex" xmlns:cx8="http://schemas.microsoft.com/office/drawing/2016/5/14/chartex" xmlns:mc="http://schemas.openxmlformats.org/markup-compatibility/2006" xmlns:aink="http://schemas.microsoft.com/office/drawing/2016/ink" xmlns:am3d="http://schemas.microsoft.com/office/drawing/2017/model3d" xmlns:o="urn:schemas-microsoft-com:office:office" xmlns:oel="http://schemas.microsoft.com/office/2019/extlst" xmlns:r="http://schemas.openxmlformats.org/officeDocument/2006/relationships" xmlns:m="http://schemas.openxmlformats.org/officeDocument/2006/math" xmlns:v="urn:schemas-microsoft-com:vml" xmlns:wp14="http://schemas.microsoft.com/office/word/2010/wordprocessingDrawing" xmlns:wp="http://schemas.openxmlformats.org/drawingml/2006/wordprocessingDrawing" xmlns:w10="urn:schemas-microsoft-com:office:word" xmlns:w="http://schemas.openxmlformats.org/wordprocessingml/2006/main" xmlns:w14="http://schemas.microsoft.com/office/word/2010/wordml" xmlns:w15="http://schemas.microsoft.com/office/word/2012/wordml" xmlns:w16cex="http://schemas.microsoft.com/office/word/2018/wordml/cex" xmlns:w16cid="http://schemas.microsoft.com/office/word/2016/wordml/cid" xmlns:w16="http://schemas.microsoft.com/office/word/2018/wordml" xmlns:w16du="http://schemas.microsoft.com/office/word/2023/wordml/word16du" xmlns:w16sdtdh="http://schemas.microsoft.com/office/word/2020/wordml/sdtdatahash" xmlns:w16sdtfl="http://schemas.microsoft.com/office/word/2024/wordml/sdtformatlock" xmlns:w16se="http://schemas.microsoft.com/office/word/2015/wordml/symex" xmlns:wpg="http://schemas.microsoft.com/office/word/2010/wordprocessingGroup" xmlns:wpi="http://schemas.microsoft.com/office/word/2010/wordprocessingInk" xmlns:wne="http://schemas.microsoft.com/office/word/2006/wordml" xmlns:wps="http://schemas.microsoft.com/office/word/2010/wordprocessingShape" mc:Ignorable="w14 w15 w16se w16cid w16 w16cex w16sdtdh w16sdtfl w16du wp14">
   <w:footnote w:type="separator" w:id="-1">
     <w:p>
       <w:r>
@@ -7060,7 +7041,7 @@
 </file>
 
 <file path=word/numbering.xml><?xml version="1.0" encoding="utf-8"?>
-<w:numbering xmlns:wpc="http://schemas.microsoft.com/office/word/2010/wordprocessingCanvas" xmlns:cx="http://schemas.microsoft.com/office/drawing/2014/chartex" xmlns:cx1="http://schemas.microsoft.com/office/drawing/2015/9/8/chartex" xmlns:cx2="http://schemas.microsoft.com/office/drawing/2015/10/21/chartex" xmlns:cx3="http://schemas.microsoft.com/office/drawing/2016/5/9/chartex" xmlns:cx4="http://schemas.microsoft.com/office/drawing/2016/5/10/chartex" xmlns:cx5="http://schemas.microsoft.com/office/drawing/2016/5/11/chartex" xmlns:cx6="http://schemas.microsoft.com/office/drawing/2016/5/12/chartex" xmlns:cx7="http://schemas.microsoft.com/office/drawing/2016/5/13/chartex" xmlns:cx8="http://schemas.microsoft.com/office/drawing/2016/5/14/chartex" xmlns:mc="http://schemas.openxmlformats.org/markup-compatibility/2006" xmlns:aink="http://schemas.microsoft.com/office/drawing/2016/ink" xmlns:am3d="http://schemas.microsoft.com/office/drawing/2017/model3d" xmlns:o="urn:schemas-microsoft-com:office:office" xmlns:oel="http://schemas.microsoft.com/office/2019/extlst" xmlns:r="http://schemas.openxmlformats.org/officeDocument/2006/relationships" xmlns:m="http://schemas.openxmlformats.org/officeDocument/2006/math" xmlns:v="urn:schemas-microsoft-com:vml" xmlns:wp14="http://schemas.microsoft.com/office/word/2010/wordprocessingDrawing" xmlns:wp="http://schemas.openxmlformats.org/drawingml/2006/wordprocessingDrawing" xmlns:w10="urn:schemas-microsoft-com:office:word" xmlns:w="http://schemas.openxmlformats.org/wordprocessingml/2006/main" xmlns:w14="http://schemas.microsoft.com/office/word/2010/wordml" xmlns:w15="http://schemas.microsoft.com/office/word/2012/wordml" xmlns:w16cex="http://schemas.microsoft.com/office/word/2018/wordml/cex" xmlns:w16cid="http://schemas.microsoft.com/office/word/2016/wordml/cid" xmlns:w16="http://schemas.microsoft.com/office/word/2018/wordml" xmlns:w16sdtdh="http://schemas.microsoft.com/office/word/2020/wordml/sdtdatahash" xmlns:w16se="http://schemas.microsoft.com/office/word/2015/wordml/symex" xmlns:wpg="http://schemas.microsoft.com/office/word/2010/wordprocessingGroup" xmlns:wpi="http://schemas.microsoft.com/office/word/2010/wordprocessingInk" xmlns:wne="http://schemas.microsoft.com/office/word/2006/wordml" xmlns:wps="http://schemas.microsoft.com/office/word/2010/wordprocessingShape" mc:Ignorable="w14 w15 w16se w16cid w16 w16cex w16sdtdh wp14">
+<w:numbering xmlns:wpc="http://schemas.microsoft.com/office/word/2010/wordprocessingCanvas" xmlns:cx="http://schemas.microsoft.com/office/drawing/2014/chartex" xmlns:cx1="http://schemas.microsoft.com/office/drawing/2015/9/8/chartex" xmlns:cx2="http://schemas.microsoft.com/office/drawing/2015/10/21/chartex" xmlns:cx3="http://schemas.microsoft.com/office/drawing/2016/5/9/chartex" xmlns:cx4="http://schemas.microsoft.com/office/drawing/2016/5/10/chartex" xmlns:cx5="http://schemas.microsoft.com/office/drawing/2016/5/11/chartex" xmlns:cx6="http://schemas.microsoft.com/office/drawing/2016/5/12/chartex" xmlns:cx7="http://schemas.microsoft.com/office/drawing/2016/5/13/chartex" xmlns:cx8="http://schemas.microsoft.com/office/drawing/2016/5/14/chartex" xmlns:mc="http://schemas.openxmlformats.org/markup-compatibility/2006" xmlns:aink="http://schemas.microsoft.com/office/drawing/2016/ink" xmlns:am3d="http://schemas.microsoft.com/office/drawing/2017/model3d" xmlns:o="urn:schemas-microsoft-com:office:office" xmlns:oel="http://schemas.microsoft.com/office/2019/extlst" xmlns:r="http://schemas.openxmlformats.org/officeDocument/2006/relationships" xmlns:m="http://schemas.openxmlformats.org/officeDocument/2006/math" xmlns:v="urn:schemas-microsoft-com:vml" xmlns:wp14="http://schemas.microsoft.com/office/word/2010/wordprocessingDrawing" xmlns:wp="http://schemas.openxmlformats.org/drawingml/2006/wordprocessingDrawing" xmlns:w10="urn:schemas-microsoft-com:office:word" xmlns:w="http://schemas.openxmlformats.org/wordprocessingml/2006/main" xmlns:w14="http://schemas.microsoft.com/office/word/2010/wordml" xmlns:w15="http://schemas.microsoft.com/office/word/2012/wordml" xmlns:w16cex="http://schemas.microsoft.com/office/word/2018/wordml/cex" xmlns:w16cid="http://schemas.microsoft.com/office/word/2016/wordml/cid" xmlns:w16="http://schemas.microsoft.com/office/word/2018/wordml" xmlns:w16du="http://schemas.microsoft.com/office/word/2023/wordml/word16du" xmlns:w16sdtdh="http://schemas.microsoft.com/office/word/2020/wordml/sdtdatahash" xmlns:w16sdtfl="http://schemas.microsoft.com/office/word/2024/wordml/sdtformatlock" xmlns:w16se="http://schemas.microsoft.com/office/word/2015/wordml/symex" xmlns:wpg="http://schemas.microsoft.com/office/word/2010/wordprocessingGroup" xmlns:wpi="http://schemas.microsoft.com/office/word/2010/wordprocessingInk" xmlns:wne="http://schemas.microsoft.com/office/word/2006/wordml" xmlns:wps="http://schemas.microsoft.com/office/word/2010/wordprocessingShape" mc:Ignorable="w14 w15 w16se w16cid w16 w16cex w16sdtdh w16sdtfl w16du wp14">
   <w:abstractNum w:abstractNumId="0" w15:restartNumberingAfterBreak="0">
     <w:nsid w:val="FE1692FF"/>
     <w:multiLevelType w:val="singleLevel"/>
@@ -7226,7 +7207,7 @@
 </file>
 
 <file path=word/styles.xml><?xml version="1.0" encoding="utf-8"?>
-<w:styles xmlns:mc="http://schemas.openxmlformats.org/markup-compatibility/2006" xmlns:r="http://schemas.openxmlformats.org/officeDocument/2006/relationships" xmlns:w="http://schemas.openxmlformats.org/wordprocessingml/2006/main" xmlns:w14="http://schemas.microsoft.com/office/word/2010/wordml" xmlns:w15="http://schemas.microsoft.com/office/word/2012/wordml" xmlns:w16cex="http://schemas.microsoft.com/office/word/2018/wordml/cex" xmlns:w16cid="http://schemas.microsoft.com/office/word/2016/wordml/cid" xmlns:w16="http://schemas.microsoft.com/office/word/2018/wordml" xmlns:w16sdtdh="http://schemas.microsoft.com/office/word/2020/wordml/sdtdatahash" xmlns:w16se="http://schemas.microsoft.com/office/word/2015/wordml/symex" mc:Ignorable="w14 w15 w16se w16cid w16 w16cex w16sdtdh">
+<w:styles xmlns:mc="http://schemas.openxmlformats.org/markup-compatibility/2006" xmlns:r="http://schemas.openxmlformats.org/officeDocument/2006/relationships" xmlns:w="http://schemas.openxmlformats.org/wordprocessingml/2006/main" xmlns:w14="http://schemas.microsoft.com/office/word/2010/wordml" xmlns:w15="http://schemas.microsoft.com/office/word/2012/wordml" xmlns:w16cex="http://schemas.microsoft.com/office/word/2018/wordml/cex" xmlns:w16cid="http://schemas.microsoft.com/office/word/2016/wordml/cid" xmlns:w16="http://schemas.microsoft.com/office/word/2018/wordml" xmlns:w16du="http://schemas.microsoft.com/office/word/2023/wordml/word16du" xmlns:w16sdtdh="http://schemas.microsoft.com/office/word/2020/wordml/sdtdatahash" xmlns:w16sdtfl="http://schemas.microsoft.com/office/word/2024/wordml/sdtformatlock" xmlns:w16se="http://schemas.microsoft.com/office/word/2015/wordml/symex" mc:Ignorable="w14 w15 w16se w16cid w16 w16cex w16sdtdh w16sdtfl w16du">
   <w:docDefaults>
     <w:rPrDefault>
       <w:rPr>
@@ -8187,6 +8168,11 @@
       <w:bCs/>
     </w:rPr>
   </w:style>
+  <w:style w:type="character" w:customStyle="1" w:styleId="s7">
+    <w:name w:val="s7"/>
+    <w:basedOn w:val="a0"/>
+    <w:rsid w:val="00306ACE"/>
+  </w:style>
 </w:styles>
 </file>
 
